--- a/Sunit_Satish_Jaldawar.docx
+++ b/Sunit_Satish_Jaldawar.docx
@@ -408,7 +408,19 @@
         <w:rPr>
           <w:rFonts w:ascii="Calibri" w:hAnsi="Calibri" w:cs="Calibri"/>
         </w:rPr>
-        <w:t xml:space="preserve">CGPA: 8.01 </w:t>
+        <w:t>CGPA: 8.</w:t>
+      </w:r>
+      <w:r>
+        <w:rPr>
+          <w:rFonts w:ascii="Calibri" w:hAnsi="Calibri" w:cs="Calibri"/>
+        </w:rPr>
+        <w:t>12</w:t>
+      </w:r>
+      <w:r>
+        <w:rPr>
+          <w:rFonts w:ascii="Calibri" w:hAnsi="Calibri" w:cs="Calibri"/>
+        </w:rPr>
+        <w:t xml:space="preserve"> </w:t>
       </w:r>
       <w:r>
         <w:rPr>
@@ -420,7 +432,25 @@
         <w:rPr>
           <w:rFonts w:ascii="Calibri" w:hAnsi="Calibri" w:cs="Calibri"/>
         </w:rPr>
-        <w:t xml:space="preserve"> SGPA (Sem 5): 8.36</w:t>
+        <w:t xml:space="preserve"> SGPA (Sem </w:t>
+      </w:r>
+      <w:r>
+        <w:rPr>
+          <w:rFonts w:ascii="Calibri" w:hAnsi="Calibri" w:cs="Calibri"/>
+        </w:rPr>
+        <w:t>6</w:t>
+      </w:r>
+      <w:r>
+        <w:rPr>
+          <w:rFonts w:ascii="Calibri" w:hAnsi="Calibri" w:cs="Calibri"/>
+        </w:rPr>
+        <w:t>): 8.</w:t>
+      </w:r>
+      <w:r>
+        <w:rPr>
+          <w:rFonts w:ascii="Calibri" w:hAnsi="Calibri" w:cs="Calibri"/>
+        </w:rPr>
+        <w:t>67</w:t>
       </w:r>
       <w:r>
         <w:rPr>
@@ -1493,49 +1523,27 @@
           <w:b/>
           <w:bCs/>
         </w:rPr>
-        <w:t xml:space="preserve">financial </w:t>
-      </w:r>
-      <w:proofErr w:type="spellStart"/>
+        <w:t>financial modeling</w:t>
+      </w:r>
+      <w:r>
+        <w:rPr>
+          <w:rFonts w:ascii="Calibri" w:hAnsi="Calibri" w:cs="Calibri"/>
+        </w:rPr>
+        <w:t xml:space="preserve">, </w:t>
+      </w:r>
       <w:r>
         <w:rPr>
           <w:rFonts w:ascii="Calibri" w:hAnsi="Calibri" w:cs="Calibri"/>
           <w:b/>
           <w:bCs/>
         </w:rPr>
-        <w:t>modeling</w:t>
-      </w:r>
-      <w:proofErr w:type="spellEnd"/>
-      <w:r>
-        <w:rPr>
-          <w:rFonts w:ascii="Calibri" w:hAnsi="Calibri" w:cs="Calibri"/>
-        </w:rPr>
-        <w:t xml:space="preserve">, </w:t>
-      </w:r>
-      <w:r>
-        <w:rPr>
-          <w:rFonts w:ascii="Calibri" w:hAnsi="Calibri" w:cs="Calibri"/>
-          <w:b/>
-          <w:bCs/>
-        </w:rPr>
         <w:t>investment research</w:t>
       </w:r>
       <w:r>
         <w:rPr>
           <w:rFonts w:ascii="Calibri" w:hAnsi="Calibri" w:cs="Calibri"/>
         </w:rPr>
-        <w:t>, and budgeting tasks</w:t>
-      </w:r>
-      <w:r>
-        <w:rPr>
-          <w:rFonts w:ascii="Calibri" w:hAnsi="Calibri" w:cs="Calibri"/>
-        </w:rPr>
-        <w:t xml:space="preserve"> with 200+ attendees</w:t>
-      </w:r>
-      <w:r>
-        <w:rPr>
-          <w:rFonts w:ascii="Calibri" w:hAnsi="Calibri" w:cs="Calibri"/>
-        </w:rPr>
-        <w:t>.</w:t>
+        <w:t>, and budgeting tasks with 200+ attendees.</w:t>
       </w:r>
     </w:p>
     <w:p>
@@ -1672,7 +1680,6 @@
           <w:rFonts w:ascii="Calibri" w:hAnsi="Calibri" w:cs="Calibri"/>
         </w:rPr>
       </w:pPr>
-      <w:proofErr w:type="spellStart"/>
       <w:r>
         <w:rPr>
           <w:rStyle w:val="Strong"/>
@@ -1692,15 +1699,7 @@
           <w:rStyle w:val="Strong"/>
           <w:rFonts w:ascii="Calibri" w:hAnsi="Calibri" w:cs="Calibri"/>
         </w:rPr>
-        <w:t>ech</w:t>
-      </w:r>
-      <w:proofErr w:type="spellEnd"/>
-      <w:r>
-        <w:rPr>
-          <w:rStyle w:val="Strong"/>
-          <w:rFonts w:ascii="Calibri" w:hAnsi="Calibri" w:cs="Calibri"/>
-        </w:rPr>
-        <w:t xml:space="preserve"> 2025 </w:t>
+        <w:t xml:space="preserve">ech 2025 </w:t>
       </w:r>
       <w:r>
         <w:rPr>
@@ -1782,7 +1781,6 @@
           <w:rFonts w:ascii="Calibri" w:hAnsi="Calibri" w:cs="Calibri"/>
         </w:rPr>
       </w:pPr>
-      <w:proofErr w:type="spellStart"/>
       <w:r>
         <w:rPr>
           <w:rStyle w:val="Strong"/>
@@ -1802,15 +1800,7 @@
           <w:rStyle w:val="Strong"/>
           <w:rFonts w:ascii="Calibri" w:hAnsi="Calibri" w:cs="Calibri"/>
         </w:rPr>
-        <w:t>pectra</w:t>
-      </w:r>
-      <w:proofErr w:type="spellEnd"/>
-      <w:r>
-        <w:rPr>
-          <w:rStyle w:val="Strong"/>
-          <w:rFonts w:ascii="Calibri" w:hAnsi="Calibri" w:cs="Calibri"/>
-        </w:rPr>
-        <w:t xml:space="preserve"> 2025 </w:t>
+        <w:t xml:space="preserve">pectra 2025 </w:t>
       </w:r>
       <w:r>
         <w:rPr>
@@ -2609,21 +2599,7 @@
         <w:rPr>
           <w:rFonts w:ascii="Calibri" w:hAnsi="Calibri" w:cs="Calibri"/>
         </w:rPr>
-        <w:t xml:space="preserve">Solved 315 </w:t>
-      </w:r>
-      <w:proofErr w:type="spellStart"/>
-      <w:r>
-        <w:rPr>
-          <w:rFonts w:ascii="Calibri" w:hAnsi="Calibri" w:cs="Calibri"/>
-        </w:rPr>
-        <w:t>LeetCode</w:t>
-      </w:r>
-      <w:proofErr w:type="spellEnd"/>
-      <w:r>
-        <w:rPr>
-          <w:rFonts w:ascii="Calibri" w:hAnsi="Calibri" w:cs="Calibri"/>
-        </w:rPr>
-        <w:t xml:space="preserve"> challenges (</w:t>
+        <w:t>Solved 315 LeetCode challenges (</w:t>
       </w:r>
       <w:r>
         <w:rPr>
@@ -2691,21 +2667,7 @@
         <w:rPr>
           <w:rFonts w:ascii="Calibri" w:hAnsi="Calibri" w:cs="Calibri"/>
         </w:rPr>
-        <w:t xml:space="preserve">Earned a 5-Star C++ Badge on </w:t>
-      </w:r>
-      <w:proofErr w:type="spellStart"/>
-      <w:r>
-        <w:rPr>
-          <w:rFonts w:ascii="Calibri" w:hAnsi="Calibri" w:cs="Calibri"/>
-        </w:rPr>
-        <w:t>HackerRank</w:t>
-      </w:r>
-      <w:proofErr w:type="spellEnd"/>
-      <w:r>
-        <w:rPr>
-          <w:rFonts w:ascii="Calibri" w:hAnsi="Calibri" w:cs="Calibri"/>
-        </w:rPr>
-        <w:t xml:space="preserve"> and secured the 100 Days Badge (2025) for sustained daily coding and top-tier performance among global peers.</w:t>
+        <w:t>Earned a 5-Star C++ Badge on HackerRank and secured the 100 Days Badge (2025) for sustained daily coding and top-tier performance among global peers.</w:t>
       </w:r>
     </w:p>
     <w:p>
@@ -2787,7 +2749,7 @@
         <v:path o:extrusionok="f" gradientshapeok="t" o:connecttype="rect"/>
         <o:lock v:ext="edit" aspectratio="t"/>
       </v:shapetype>
-      <v:shape id="_x0000_i1041" type="#_x0000_t75" style="width:24pt;height:24pt;visibility:visible;mso-wrap-style:square" o:bullet="t">
+      <v:shape id="_x0000_i1026" type="#_x0000_t75" style="width:24pt;height:24pt;visibility:visible;mso-wrap-style:square" o:bullet="t">
         <v:imagedata r:id="rId1" o:title=""/>
         <o:lock v:ext="edit" aspectratio="f"/>
       </v:shape>

--- a/Sunit_Satish_Jaldawar.docx
+++ b/Sunit_Satish_Jaldawar.docx
@@ -853,16 +853,19 @@
         <w:pStyle w:val="Heading3"/>
         <w:spacing w:before="0" w:after="0"/>
         <w:rPr>
-          <w:rFonts w:ascii="Calibri" w:hAnsi="Calibri" w:cs="Calibri"/>
-        </w:rPr>
-      </w:pPr>
-      <w:r>
-        <w:rPr>
           <w:rStyle w:val="Strong"/>
           <w:rFonts w:ascii="Calibri" w:hAnsi="Calibri" w:cs="Calibri"/>
           <w:b w:val="0"/>
           <w:bCs w:val="0"/>
         </w:rPr>
+      </w:pPr>
+      <w:r>
+        <w:rPr>
+          <w:rStyle w:val="Strong"/>
+          <w:rFonts w:ascii="Calibri" w:hAnsi="Calibri" w:cs="Calibri"/>
+          <w:b w:val="0"/>
+          <w:bCs w:val="0"/>
+        </w:rPr>
         <w:t>Projects</w:t>
       </w:r>
     </w:p>
@@ -870,11 +873,6 @@
       <w:pPr>
         <w:pStyle w:val="NormalWeb"/>
         <w:spacing w:after="0"/>
-        <w:rPr>
-          <w:rFonts w:ascii="Calibri" w:hAnsi="Calibri" w:cs="Calibri"/>
-        </w:rPr>
-      </w:pPr>
-      <w:r>
         <w:rPr>
           <w:rStyle w:val="Hyperlink"/>
           <w:rFonts w:ascii="Calibri" w:hAnsi="Calibri" w:cs="Calibri"/>
@@ -883,13 +881,41 @@
           <w:color w:val="000000" w:themeColor="text1"/>
           <w:u w:val="none"/>
         </w:rPr>
-        <w:t>Real-Time Quiz Platform</w:t>
-      </w:r>
-      <w:r>
-        <w:rPr>
-          <w:rFonts w:ascii="Calibri" w:hAnsi="Calibri" w:cs="Calibri"/>
-        </w:rPr>
-        <w:t> </w:t>
+      </w:pPr>
+      <w:hyperlink r:id="rId10" w:history="1">
+        <w:r>
+          <w:rPr>
+            <w:rStyle w:val="Hyperlink"/>
+            <w:rFonts w:ascii="Calibri" w:hAnsi="Calibri" w:cs="Calibri"/>
+            <w:b/>
+            <w:bCs/>
+            <w:color w:val="auto"/>
+            <w:u w:val="none"/>
+          </w:rPr>
+          <w:t>R</w:t>
+        </w:r>
+        <w:r>
+          <w:rPr>
+            <w:rStyle w:val="Hyperlink"/>
+            <w:rFonts w:ascii="Calibri" w:hAnsi="Calibri" w:cs="Calibri"/>
+            <w:b/>
+            <w:bCs/>
+            <w:color w:val="auto"/>
+            <w:u w:val="none"/>
+          </w:rPr>
+          <w:t>AG Based Teaching AI Assistant</w:t>
+        </w:r>
+      </w:hyperlink>
+      <w:r>
+        <w:rPr>
+          <w:rStyle w:val="Hyperlink"/>
+          <w:rFonts w:ascii="Calibri" w:hAnsi="Calibri" w:cs="Calibri"/>
+          <w:b/>
+          <w:bCs/>
+          <w:color w:val="000000" w:themeColor="text1"/>
+          <w:u w:val="none"/>
+        </w:rPr>
+        <w:t xml:space="preserve"> </w:t>
       </w:r>
       <w:r>
         <w:rPr>
@@ -901,19 +927,7 @@
         <w:rPr>
           <w:rFonts w:ascii="Calibri" w:hAnsi="Calibri" w:cs="Calibri"/>
         </w:rPr>
-        <w:t> </w:t>
-      </w:r>
-      <w:r>
-        <w:rPr>
-          <w:rFonts w:ascii="Calibri" w:hAnsi="Calibri" w:cs="Calibri"/>
-        </w:rPr>
-        <w:t>Golang, WebSocket, MongoD</w:t>
-      </w:r>
-      <w:r>
-        <w:rPr>
-          <w:rFonts w:ascii="Calibri" w:hAnsi="Calibri" w:cs="Calibri"/>
-        </w:rPr>
-        <w:t>B</w:t>
+        <w:t xml:space="preserve"> Python, Whisper ASR, LLMs, FAISS</w:t>
       </w:r>
       <w:r>
         <w:rPr>
@@ -923,47 +937,35 @@
       </w:r>
       <w:r>
         <w:rPr>
-          <w:rFonts w:ascii="Calibri" w:hAnsi="Calibri" w:cs="Calibri"/>
-        </w:rPr>
-        <w:tab/>
-      </w:r>
-      <w:r>
-        <w:rPr>
-          <w:rStyle w:val="Strong"/>
-          <w:rFonts w:ascii="Calibri" w:hAnsi="Calibri" w:cs="Calibri"/>
-        </w:rPr>
-        <w:t>Jul</w:t>
-      </w:r>
-      <w:r>
-        <w:rPr>
-          <w:rStyle w:val="Strong"/>
-          <w:rFonts w:ascii="Calibri" w:hAnsi="Calibri" w:cs="Calibri"/>
-        </w:rPr>
-        <w:t xml:space="preserve"> 2025</w:t>
-      </w:r>
-      <w:r>
-        <w:rPr>
-          <w:rFonts w:ascii="Calibri" w:hAnsi="Calibri" w:cs="Calibri"/>
-        </w:rPr>
-        <w:br/>
-      </w:r>
-      <w:r>
-        <w:rPr>
-          <w:rFonts w:ascii="Calibri" w:hAnsi="Calibri" w:cs="Calibri"/>
-        </w:rPr>
-        <w:t>Engineered a real-time multiplayer quiz system for 30+ students using Svelte and Fiber Web</w:t>
-      </w:r>
-      <w:r>
-        <w:rPr>
-          <w:rFonts w:ascii="Calibri" w:hAnsi="Calibri" w:cs="Calibri"/>
-        </w:rPr>
-        <w:t>-</w:t>
-      </w:r>
-      <w:r>
-        <w:rPr>
-          <w:rFonts w:ascii="Calibri" w:hAnsi="Calibri" w:cs="Calibri"/>
-        </w:rPr>
-        <w:t>Sockets, achieving sub-second latency and processing 100+ quiz submissions per session with MongoDB-based scoring.</w:t>
+          <w:rStyle w:val="Strong"/>
+          <w:rFonts w:ascii="Calibri" w:hAnsi="Calibri" w:cs="Calibri"/>
+        </w:rPr>
+        <w:t>Sep</w:t>
+      </w:r>
+      <w:r>
+        <w:rPr>
+          <w:rStyle w:val="Strong"/>
+          <w:rFonts w:ascii="Calibri" w:hAnsi="Calibri" w:cs="Calibri"/>
+        </w:rPr>
+        <w:t xml:space="preserve"> 202</w:t>
+      </w:r>
+      <w:r>
+        <w:rPr>
+          <w:rStyle w:val="Strong"/>
+          <w:rFonts w:ascii="Calibri" w:hAnsi="Calibri" w:cs="Calibri"/>
+        </w:rPr>
+        <w:t>5</w:t>
+      </w:r>
+      <w:r>
+        <w:rPr>
+          <w:rStyle w:val="Hyperlink"/>
+          <w:rFonts w:ascii="Calibri" w:hAnsi="Calibri" w:cs="Calibri"/>
+          <w:b/>
+          <w:bCs/>
+          <w:color w:val="000000" w:themeColor="text1"/>
+          <w:u w:val="none"/>
+        </w:rPr>
+        <w:t xml:space="preserve"> </w:t>
       </w:r>
     </w:p>
     <w:p>
@@ -971,10 +973,159 @@
         <w:pStyle w:val="NormalWeb"/>
         <w:spacing w:after="0"/>
         <w:rPr>
-          <w:rFonts w:ascii="Calibri" w:hAnsi="Calibri" w:cs="Calibri"/>
-        </w:rPr>
-      </w:pPr>
-      <w:hyperlink r:id="rId10" w:history="1">
+          <w:rStyle w:val="Hyperlink"/>
+          <w:rFonts w:ascii="Calibri" w:hAnsi="Calibri" w:cs="Calibri"/>
+          <w:color w:val="auto"/>
+          <w:u w:val="none"/>
+        </w:rPr>
+      </w:pPr>
+      <w:r>
+        <w:rPr>
+          <w:rFonts w:ascii="Calibri" w:hAnsi="Calibri" w:cs="Calibri"/>
+        </w:rPr>
+        <w:t xml:space="preserve">In progress: RAG integration with GPT to deliver contextual Q&amp;A with timestamp-linked answers, projected to improve student query accuracy by 35%+ </w:t>
+      </w:r>
+      <w:r>
+        <w:rPr>
+          <w:rFonts w:ascii="Calibri" w:hAnsi="Calibri" w:cs="Calibri"/>
+        </w:rPr>
+        <w:t>&amp;</w:t>
+      </w:r>
+      <w:r>
+        <w:rPr>
+          <w:rFonts w:ascii="Calibri" w:hAnsi="Calibri" w:cs="Calibri"/>
+        </w:rPr>
+        <w:t xml:space="preserve"> cut revision time by 60%.</w:t>
+      </w:r>
+    </w:p>
+    <w:p>
+      <w:pPr>
+        <w:pStyle w:val="NormalWeb"/>
+        <w:spacing w:after="0"/>
+        <w:rPr>
+          <w:rFonts w:ascii="Calibri" w:hAnsi="Calibri" w:cs="Calibri"/>
+        </w:rPr>
+      </w:pPr>
+      <w:hyperlink r:id="rId11" w:history="1">
+        <w:r>
+          <w:rPr>
+            <w:rStyle w:val="Hyperlink"/>
+            <w:rFonts w:ascii="Calibri" w:hAnsi="Calibri" w:cs="Calibri"/>
+            <w:b/>
+            <w:bCs/>
+            <w:color w:val="auto"/>
+            <w:u w:val="none"/>
+          </w:rPr>
+          <w:t>R</w:t>
+        </w:r>
+        <w:r>
+          <w:rPr>
+            <w:rStyle w:val="Hyperlink"/>
+            <w:rFonts w:ascii="Calibri" w:hAnsi="Calibri" w:cs="Calibri"/>
+            <w:b/>
+            <w:bCs/>
+            <w:color w:val="auto"/>
+            <w:u w:val="none"/>
+          </w:rPr>
+          <w:t>eal-Time Quiz Platform</w:t>
+        </w:r>
+      </w:hyperlink>
+      <w:r>
+        <w:rPr>
+          <w:rFonts w:ascii="Calibri" w:hAnsi="Calibri" w:cs="Calibri"/>
+        </w:rPr>
+        <w:t> </w:t>
+      </w:r>
+      <w:r>
+        <w:rPr>
+          <w:rFonts w:ascii="Calibri" w:hAnsi="Calibri" w:cs="Calibri"/>
+        </w:rPr>
+        <w:t>|</w:t>
+      </w:r>
+      <w:r>
+        <w:rPr>
+          <w:rFonts w:ascii="Calibri" w:hAnsi="Calibri" w:cs="Calibri"/>
+        </w:rPr>
+        <w:t> </w:t>
+      </w:r>
+      <w:r>
+        <w:rPr>
+          <w:rFonts w:ascii="Calibri" w:hAnsi="Calibri" w:cs="Calibri"/>
+        </w:rPr>
+        <w:t>Golang, WebSocket, MongoD</w:t>
+      </w:r>
+      <w:r>
+        <w:rPr>
+          <w:rFonts w:ascii="Calibri" w:hAnsi="Calibri" w:cs="Calibri"/>
+        </w:rPr>
+        <w:t>B</w:t>
+      </w:r>
+      <w:r>
+        <w:rPr>
+          <w:rFonts w:ascii="Calibri" w:hAnsi="Calibri" w:cs="Calibri"/>
+        </w:rPr>
+        <w:tab/>
+      </w:r>
+      <w:r>
+        <w:rPr>
+          <w:rFonts w:ascii="Calibri" w:hAnsi="Calibri" w:cs="Calibri"/>
+        </w:rPr>
+        <w:tab/>
+      </w:r>
+      <w:r>
+        <w:rPr>
+          <w:rStyle w:val="Strong"/>
+          <w:rFonts w:ascii="Calibri" w:hAnsi="Calibri" w:cs="Calibri"/>
+        </w:rPr>
+        <w:t>Jul</w:t>
+      </w:r>
+      <w:r>
+        <w:rPr>
+          <w:rStyle w:val="Strong"/>
+          <w:rFonts w:ascii="Calibri" w:hAnsi="Calibri" w:cs="Calibri"/>
+        </w:rPr>
+        <w:t xml:space="preserve"> 2025</w:t>
+      </w:r>
+      <w:r>
+        <w:rPr>
+          <w:rFonts w:ascii="Calibri" w:hAnsi="Calibri" w:cs="Calibri"/>
+        </w:rPr>
+        <w:br/>
+      </w:r>
+      <w:r>
+        <w:rPr>
+          <w:rFonts w:ascii="Calibri" w:hAnsi="Calibri" w:cs="Calibri"/>
+        </w:rPr>
+        <w:t>Engineered a real-time multiplayer quiz system for 30+ students using Svelte and Fiber Web</w:t>
+      </w:r>
+      <w:r>
+        <w:rPr>
+          <w:rFonts w:ascii="Calibri" w:hAnsi="Calibri" w:cs="Calibri"/>
+        </w:rPr>
+        <w:t>-</w:t>
+      </w:r>
+      <w:r>
+        <w:rPr>
+          <w:rFonts w:ascii="Calibri" w:hAnsi="Calibri" w:cs="Calibri"/>
+        </w:rPr>
+        <w:t>Sockets, achieving sub-second latency and processing 100+ quiz submissions per session with MongoDB-based scoring</w:t>
+      </w:r>
+      <w:r>
+        <w:rPr>
+          <w:rFonts w:ascii="Calibri" w:hAnsi="Calibri" w:cs="Calibri"/>
+        </w:rPr>
+        <w:t>.</w:t>
+      </w:r>
+    </w:p>
+    <w:p>
+      <w:pPr>
+        <w:pStyle w:val="NormalWeb"/>
+        <w:spacing w:after="0"/>
+        <w:rPr>
+          <w:rFonts w:ascii="Calibri" w:hAnsi="Calibri" w:cs="Calibri"/>
+        </w:rPr>
+      </w:pPr>
+      <w:hyperlink r:id="rId12" w:history="1">
         <w:r>
           <w:rPr>
             <w:rStyle w:val="Hyperlink"/>
@@ -1070,98 +1221,7 @@
           <w:rFonts w:ascii="Calibri" w:hAnsi="Calibri" w:cs="Calibri"/>
         </w:rPr>
       </w:pPr>
-      <w:hyperlink r:id="rId11" w:history="1">
-        <w:r>
-          <w:rPr>
-            <w:rStyle w:val="Hyperlink"/>
-            <w:rFonts w:ascii="Calibri" w:hAnsi="Calibri" w:cs="Calibri"/>
-            <w:b/>
-            <w:bCs/>
-            <w:color w:val="000000" w:themeColor="text1"/>
-            <w:u w:val="none"/>
-          </w:rPr>
-          <w:t>CGPA Calculator</w:t>
-        </w:r>
-      </w:hyperlink>
-      <w:r>
-        <w:rPr>
-          <w:rFonts w:ascii="Calibri" w:hAnsi="Calibri" w:cs="Calibri"/>
-        </w:rPr>
-        <w:t> </w:t>
-      </w:r>
-      <w:r>
-        <w:rPr>
-          <w:rFonts w:ascii="Calibri" w:hAnsi="Calibri" w:cs="Calibri"/>
-        </w:rPr>
-        <w:t>|</w:t>
-      </w:r>
-      <w:r>
-        <w:rPr>
-          <w:rFonts w:ascii="Calibri" w:hAnsi="Calibri" w:cs="Calibri"/>
-        </w:rPr>
-        <w:t> </w:t>
-      </w:r>
-      <w:r>
-        <w:rPr>
-          <w:rFonts w:ascii="Calibri" w:hAnsi="Calibri" w:cs="Calibri"/>
-        </w:rPr>
-        <w:t>C++, HTML, CSS, JavaScript</w:t>
-      </w:r>
-      <w:r>
-        <w:rPr>
-          <w:rFonts w:ascii="Calibri" w:hAnsi="Calibri" w:cs="Calibri"/>
-        </w:rPr>
-        <w:tab/>
-      </w:r>
-      <w:r>
-        <w:rPr>
-          <w:rFonts w:ascii="Calibri" w:hAnsi="Calibri" w:cs="Calibri"/>
-        </w:rPr>
-        <w:tab/>
-      </w:r>
-      <w:r>
-        <w:rPr>
-          <w:rFonts w:ascii="Calibri" w:hAnsi="Calibri" w:cs="Calibri"/>
-        </w:rPr>
-        <w:tab/>
-      </w:r>
-      <w:r>
-        <w:rPr>
-          <w:rFonts w:ascii="Calibri" w:hAnsi="Calibri" w:cs="Calibri"/>
-        </w:rPr>
-        <w:tab/>
-      </w:r>
-      <w:r>
-        <w:rPr>
-          <w:rStyle w:val="Strong"/>
-          <w:rFonts w:ascii="Calibri" w:hAnsi="Calibri" w:cs="Calibri"/>
-        </w:rPr>
-        <w:t>Nov</w:t>
-      </w:r>
-      <w:r>
-        <w:rPr>
-          <w:rStyle w:val="Strong"/>
-          <w:rFonts w:ascii="Calibri" w:hAnsi="Calibri" w:cs="Calibri"/>
-        </w:rPr>
-        <w:t xml:space="preserve"> 2024</w:t>
-      </w:r>
-      <w:r>
-        <w:rPr>
-          <w:rFonts w:ascii="Calibri" w:hAnsi="Calibri" w:cs="Calibri"/>
-        </w:rPr>
-        <w:br/>
-        <w:t>Created a CGPA-to-grade calculator for IT students; adopted by over 50 students for grade planning.</w:t>
-      </w:r>
-    </w:p>
-    <w:p>
-      <w:pPr>
-        <w:pStyle w:val="NormalWeb"/>
-        <w:spacing w:after="0"/>
-        <w:rPr>
-          <w:rFonts w:ascii="Calibri" w:hAnsi="Calibri" w:cs="Calibri"/>
-        </w:rPr>
-      </w:pPr>
-      <w:hyperlink r:id="rId12" w:history="1">
+      <w:hyperlink r:id="rId13" w:history="1">
         <w:r>
           <w:rPr>
             <w:rStyle w:val="Hyperlink"/>
@@ -1422,14 +1482,19 @@
           <w:rFonts w:ascii="Calibri" w:hAnsi="Calibri" w:cs="Calibri"/>
         </w:rPr>
       </w:pPr>
-      <w:r>
-        <w:rPr>
-          <w:rStyle w:val="Strong"/>
-          <w:rFonts w:ascii="Calibri" w:hAnsi="Calibri" w:cs="Calibri"/>
-        </w:rPr>
-        <w:lastRenderedPageBreak/>
-        <w:t>Infosys (via Collearn)</w:t>
-      </w:r>
+      <w:hyperlink r:id="rId14" w:history="1">
+        <w:r>
+          <w:rPr>
+            <w:rStyle w:val="Hyperlink"/>
+            <w:rFonts w:ascii="Calibri" w:hAnsi="Calibri" w:cs="Calibri"/>
+            <w:b/>
+            <w:bCs/>
+            <w:color w:val="auto"/>
+            <w:u w:val="none"/>
+          </w:rPr>
+          <w:t>Infosys (via Collearn)</w:t>
+        </w:r>
+      </w:hyperlink>
       <w:r>
         <w:rPr>
           <w:rFonts w:ascii="Calibri" w:hAnsi="Calibri" w:cs="Calibri"/>
@@ -1523,8 +1588,18 @@
           <w:b/>
           <w:bCs/>
         </w:rPr>
-        <w:t>financial modeling</w:t>
-      </w:r>
+        <w:t xml:space="preserve">financial </w:t>
+      </w:r>
+      <w:proofErr w:type="spellStart"/>
+      <w:r>
+        <w:rPr>
+          <w:rFonts w:ascii="Calibri" w:hAnsi="Calibri" w:cs="Calibri"/>
+          <w:b/>
+          <w:bCs/>
+        </w:rPr>
+        <w:t>modeling</w:t>
+      </w:r>
+      <w:proofErr w:type="spellEnd"/>
       <w:r>
         <w:rPr>
           <w:rFonts w:ascii="Calibri" w:hAnsi="Calibri" w:cs="Calibri"/>
@@ -1680,6 +1755,7 @@
           <w:rFonts w:ascii="Calibri" w:hAnsi="Calibri" w:cs="Calibri"/>
         </w:rPr>
       </w:pPr>
+      <w:proofErr w:type="spellStart"/>
       <w:r>
         <w:rPr>
           <w:rStyle w:val="Strong"/>
@@ -1699,7 +1775,15 @@
           <w:rStyle w:val="Strong"/>
           <w:rFonts w:ascii="Calibri" w:hAnsi="Calibri" w:cs="Calibri"/>
         </w:rPr>
-        <w:t xml:space="preserve">ech 2025 </w:t>
+        <w:t>ech</w:t>
+      </w:r>
+      <w:proofErr w:type="spellEnd"/>
+      <w:r>
+        <w:rPr>
+          <w:rStyle w:val="Strong"/>
+          <w:rFonts w:ascii="Calibri" w:hAnsi="Calibri" w:cs="Calibri"/>
+        </w:rPr>
+        <w:t xml:space="preserve"> 2025 </w:t>
       </w:r>
       <w:r>
         <w:rPr>
@@ -1781,6 +1865,7 @@
           <w:rFonts w:ascii="Calibri" w:hAnsi="Calibri" w:cs="Calibri"/>
         </w:rPr>
       </w:pPr>
+      <w:proofErr w:type="spellStart"/>
       <w:r>
         <w:rPr>
           <w:rStyle w:val="Strong"/>
@@ -1800,21 +1885,36 @@
           <w:rStyle w:val="Strong"/>
           <w:rFonts w:ascii="Calibri" w:hAnsi="Calibri" w:cs="Calibri"/>
         </w:rPr>
-        <w:t xml:space="preserve">pectra 2025 </w:t>
-      </w:r>
-      <w:r>
-        <w:rPr>
-          <w:rStyle w:val="Strong"/>
-          <w:rFonts w:ascii="Calibri" w:hAnsi="Calibri" w:cs="Calibri"/>
-        </w:rPr>
-        <w:t>-</w:t>
-      </w:r>
-      <w:r>
-        <w:rPr>
-          <w:rStyle w:val="Strong"/>
-          <w:rFonts w:ascii="Calibri" w:hAnsi="Calibri" w:cs="Calibri"/>
-        </w:rPr>
-        <w:t xml:space="preserve"> Volunteer</w:t>
+        <w:t>pectra</w:t>
+      </w:r>
+      <w:proofErr w:type="spellEnd"/>
+      <w:r>
+        <w:rPr>
+          <w:rStyle w:val="Strong"/>
+          <w:rFonts w:ascii="Calibri" w:hAnsi="Calibri" w:cs="Calibri"/>
+        </w:rPr>
+        <w:t xml:space="preserve"> 2025 </w:t>
+      </w:r>
+      <w:r>
+        <w:rPr>
+          <w:rStyle w:val="Strong"/>
+          <w:rFonts w:ascii="Calibri" w:hAnsi="Calibri" w:cs="Calibri"/>
+        </w:rPr>
+        <w:t>–</w:t>
+      </w:r>
+      <w:r>
+        <w:rPr>
+          <w:rStyle w:val="Strong"/>
+          <w:rFonts w:ascii="Calibri" w:hAnsi="Calibri" w:cs="Calibri"/>
+        </w:rPr>
+        <w:t xml:space="preserve"> </w:t>
+      </w:r>
+      <w:r>
+        <w:rPr>
+          <w:rStyle w:val="Strong"/>
+          <w:rFonts w:ascii="Calibri" w:hAnsi="Calibri" w:cs="Calibri"/>
+        </w:rPr>
+        <w:t>Logistics Team</w:t>
       </w:r>
       <w:r>
         <w:rPr>
@@ -1915,6 +2015,8 @@
         <w:jc w:val="both"/>
         <w:rPr>
           <w:rFonts w:ascii="Calibri" w:hAnsi="Calibri" w:cs="Calibri"/>
+          <w:b/>
+          <w:bCs/>
         </w:rPr>
       </w:pPr>
       <w:r>
@@ -1929,21 +2031,51 @@
           <w:rStyle w:val="Strong"/>
           <w:rFonts w:ascii="Calibri" w:hAnsi="Calibri" w:cs="Calibri"/>
         </w:rPr>
-        <w:t>-</w:t>
-      </w:r>
-      <w:r>
-        <w:rPr>
-          <w:rStyle w:val="Strong"/>
-          <w:rFonts w:ascii="Calibri" w:hAnsi="Calibri" w:cs="Calibri"/>
-        </w:rPr>
-        <w:t xml:space="preserve"> 3rd Year</w:t>
-      </w:r>
-      <w:r>
-        <w:rPr>
-          <w:rStyle w:val="Strong"/>
-          <w:rFonts w:ascii="Calibri" w:hAnsi="Calibri" w:cs="Calibri"/>
-        </w:rPr>
-        <w:tab/>
+        <w:t>–</w:t>
+      </w:r>
+      <w:r>
+        <w:rPr>
+          <w:rStyle w:val="Strong"/>
+          <w:rFonts w:ascii="Calibri" w:hAnsi="Calibri" w:cs="Calibri"/>
+        </w:rPr>
+        <w:t xml:space="preserve"> 3</w:t>
+      </w:r>
+      <w:r>
+        <w:rPr>
+          <w:rStyle w:val="Strong"/>
+          <w:rFonts w:ascii="Calibri" w:hAnsi="Calibri" w:cs="Calibri"/>
+          <w:vertAlign w:val="superscript"/>
+        </w:rPr>
+        <w:t>rd</w:t>
+      </w:r>
+      <w:r>
+        <w:rPr>
+          <w:rStyle w:val="Strong"/>
+          <w:rFonts w:ascii="Calibri" w:hAnsi="Calibri" w:cs="Calibri"/>
+        </w:rPr>
+        <w:t xml:space="preserve"> Year</w:t>
+      </w:r>
+      <w:r>
+        <w:rPr>
+          <w:rStyle w:val="Strong"/>
+          <w:rFonts w:ascii="Calibri" w:hAnsi="Calibri" w:cs="Calibri"/>
+        </w:rPr>
+        <w:t xml:space="preserve"> &amp; 4</w:t>
+      </w:r>
+      <w:r>
+        <w:rPr>
+          <w:rStyle w:val="Strong"/>
+          <w:rFonts w:ascii="Calibri" w:hAnsi="Calibri" w:cs="Calibri"/>
+          <w:vertAlign w:val="superscript"/>
+        </w:rPr>
+        <w:t>th</w:t>
+      </w:r>
+      <w:r>
+        <w:rPr>
+          <w:rStyle w:val="Strong"/>
+          <w:rFonts w:ascii="Calibri" w:hAnsi="Calibri" w:cs="Calibri"/>
+        </w:rPr>
+        <w:t xml:space="preserve"> Year</w:t>
       </w:r>
       <w:r>
         <w:rPr>
@@ -2044,7 +2176,21 @@
           <w:rStyle w:val="Strong"/>
           <w:rFonts w:ascii="Calibri" w:hAnsi="Calibri" w:cs="Calibri"/>
         </w:rPr>
-        <w:t xml:space="preserve"> Active Member</w:t>
+        <w:t xml:space="preserve"> </w:t>
+      </w:r>
+      <w:r>
+        <w:rPr>
+          <w:rStyle w:val="Strong"/>
+          <w:rFonts w:ascii="Calibri" w:hAnsi="Calibri" w:cs="Calibri"/>
+        </w:rPr>
+        <w:t>Active</w:t>
+      </w:r>
+      <w:r>
+        <w:rPr>
+          <w:rStyle w:val="Strong"/>
+          <w:rFonts w:ascii="Calibri" w:hAnsi="Calibri" w:cs="Calibri"/>
+        </w:rPr>
+        <w:t xml:space="preserve"> Member</w:t>
       </w:r>
       <w:r>
         <w:rPr>
@@ -2131,21 +2277,47 @@
         <w:pStyle w:val="Heading3"/>
         <w:spacing w:before="0" w:after="0"/>
         <w:rPr>
+          <w:rFonts w:ascii="Calibri" w:hAnsi="Calibri" w:cs="Calibri"/>
+        </w:rPr>
+      </w:pPr>
+      <w:r>
+        <w:rPr>
           <w:rStyle w:val="Strong"/>
           <w:rFonts w:ascii="Calibri" w:hAnsi="Calibri" w:cs="Calibri"/>
           <w:b w:val="0"/>
           <w:bCs w:val="0"/>
         </w:rPr>
-      </w:pPr>
-      <w:r>
-        <w:rPr>
-          <w:rStyle w:val="Strong"/>
-          <w:rFonts w:ascii="Calibri" w:hAnsi="Calibri" w:cs="Calibri"/>
-          <w:b w:val="0"/>
-          <w:bCs w:val="0"/>
-        </w:rPr>
         <w:t>Certifications &amp; Achievements</w:t>
       </w:r>
+    </w:p>
+    <w:p>
+      <w:pPr>
+        <w:pStyle w:val="NormalWeb"/>
+        <w:numPr>
+          <w:ilvl w:val="0"/>
+          <w:numId w:val="19"/>
+        </w:numPr>
+        <w:spacing w:after="0"/>
+        <w:rPr>
+          <w:rFonts w:ascii="Calibri" w:hAnsi="Calibri" w:cs="Calibri"/>
+          <w:b/>
+          <w:bCs/>
+          <w:color w:val="000000" w:themeColor="text1"/>
+        </w:rPr>
+      </w:pPr>
+      <w:hyperlink r:id="rId15" w:history="1">
+        <w:r>
+          <w:rPr>
+            <w:rStyle w:val="Hyperlink"/>
+            <w:rFonts w:ascii="Calibri" w:hAnsi="Calibri" w:cs="Calibri"/>
+            <w:b/>
+            <w:bCs/>
+            <w:color w:val="000000" w:themeColor="text1"/>
+            <w:u w:val="none"/>
+          </w:rPr>
+          <w:t>OCI Cloud Infrastructure Foundations – Oracle (2025)</w:t>
+        </w:r>
+      </w:hyperlink>
     </w:p>
     <w:p>
       <w:pPr>
@@ -2159,7 +2331,7 @@
           <w:rFonts w:ascii="Calibri" w:hAnsi="Calibri" w:cs="Calibri"/>
         </w:rPr>
       </w:pPr>
-      <w:hyperlink r:id="rId13" w:history="1">
+      <w:hyperlink r:id="rId16" w:history="1">
         <w:r>
           <w:rPr>
             <w:rStyle w:val="Hyperlink"/>
@@ -2221,7 +2393,7 @@
           <w:rFonts w:ascii="Calibri" w:hAnsi="Calibri" w:cs="Calibri"/>
         </w:rPr>
       </w:pPr>
-      <w:hyperlink r:id="rId14" w:history="1">
+      <w:hyperlink r:id="rId17" w:history="1">
         <w:r>
           <w:rPr>
             <w:rStyle w:val="Hyperlink"/>
@@ -2274,7 +2446,7 @@
           <w:color w:val="000000" w:themeColor="text1"/>
         </w:rPr>
       </w:pPr>
-      <w:hyperlink r:id="rId15" w:history="1">
+      <w:hyperlink r:id="rId18" w:history="1">
         <w:r>
           <w:rPr>
             <w:rStyle w:val="Hyperlink"/>
@@ -2349,7 +2521,7 @@
           <w:color w:val="000000" w:themeColor="text1"/>
         </w:rPr>
       </w:pPr>
-      <w:hyperlink r:id="rId16" w:history="1">
+      <w:hyperlink r:id="rId19" w:history="1">
         <w:r>
           <w:rPr>
             <w:rStyle w:val="Hyperlink"/>
@@ -2475,7 +2647,7 @@
           <w:rFonts w:ascii="Calibri" w:hAnsi="Calibri" w:cs="Calibri"/>
         </w:rPr>
       </w:pPr>
-      <w:hyperlink r:id="rId17" w:history="1">
+      <w:hyperlink r:id="rId20" w:history="1">
         <w:r>
           <w:rPr>
             <w:rStyle w:val="Hyperlink"/>
@@ -2546,7 +2718,7 @@
           <w:color w:val="000000" w:themeColor="text1"/>
         </w:rPr>
       </w:pPr>
-      <w:hyperlink r:id="rId18" w:history="1">
+      <w:hyperlink r:id="rId21" w:history="1">
         <w:r>
           <w:rPr>
             <w:rStyle w:val="Hyperlink"/>
@@ -2599,13 +2771,39 @@
         <w:rPr>
           <w:rFonts w:ascii="Calibri" w:hAnsi="Calibri" w:cs="Calibri"/>
         </w:rPr>
-        <w:t>Solved 315 LeetCode challenges (</w:t>
-      </w:r>
-      <w:r>
-        <w:rPr>
-          <w:rFonts w:ascii="Calibri" w:hAnsi="Calibri" w:cs="Calibri"/>
-        </w:rPr>
-        <w:t>319</w:t>
+        <w:t>Solved 3</w:t>
+      </w:r>
+      <w:r>
+        <w:rPr>
+          <w:rFonts w:ascii="Calibri" w:hAnsi="Calibri" w:cs="Calibri"/>
+        </w:rPr>
+        <w:t>48</w:t>
+      </w:r>
+      <w:r>
+        <w:rPr>
+          <w:rFonts w:ascii="Calibri" w:hAnsi="Calibri" w:cs="Calibri"/>
+        </w:rPr>
+        <w:t xml:space="preserve"> </w:t>
+      </w:r>
+      <w:proofErr w:type="spellStart"/>
+      <w:r>
+        <w:rPr>
+          <w:rFonts w:ascii="Calibri" w:hAnsi="Calibri" w:cs="Calibri"/>
+        </w:rPr>
+        <w:t>LeetCode</w:t>
+      </w:r>
+      <w:proofErr w:type="spellEnd"/>
+      <w:r>
+        <w:rPr>
+          <w:rFonts w:ascii="Calibri" w:hAnsi="Calibri" w:cs="Calibri"/>
+        </w:rPr>
+        <w:t xml:space="preserve"> challenges (</w:t>
+      </w:r>
+      <w:r>
+        <w:rPr>
+          <w:rFonts w:ascii="Calibri" w:hAnsi="Calibri" w:cs="Calibri"/>
+        </w:rPr>
+        <w:t>221</w:t>
       </w:r>
       <w:r>
         <w:rPr>
@@ -2617,7 +2815,7 @@
         <w:rPr>
           <w:rFonts w:ascii="Calibri" w:hAnsi="Calibri" w:cs="Calibri"/>
         </w:rPr>
-        <w:t>11</w:t>
+        <w:t>24</w:t>
       </w:r>
       <w:r>
         <w:rPr>
@@ -2641,13 +2839,25 @@
         <w:rPr>
           <w:rFonts w:ascii="Calibri" w:hAnsi="Calibri" w:cs="Calibri"/>
         </w:rPr>
-        <w:t>34</w:t>
-      </w:r>
-      <w:r>
-        <w:rPr>
-          <w:rFonts w:ascii="Calibri" w:hAnsi="Calibri" w:cs="Calibri"/>
-        </w:rPr>
-        <w:t xml:space="preserve"> active days, submitting 696 solutions and maintaining a 143-day streak, showcasing advanced proficiency in data structures, algorithms, and coding consistency.</w:t>
+        <w:t>50</w:t>
+      </w:r>
+      <w:r>
+        <w:rPr>
+          <w:rFonts w:ascii="Calibri" w:hAnsi="Calibri" w:cs="Calibri"/>
+        </w:rPr>
+        <w:t xml:space="preserve"> active days, submitting </w:t>
+      </w:r>
+      <w:r>
+        <w:rPr>
+          <w:rFonts w:ascii="Calibri" w:hAnsi="Calibri" w:cs="Calibri"/>
+        </w:rPr>
+        <w:t>700</w:t>
+      </w:r>
+      <w:r>
+        <w:rPr>
+          <w:rFonts w:ascii="Calibri" w:hAnsi="Calibri" w:cs="Calibri"/>
+        </w:rPr>
+        <w:t xml:space="preserve"> solutions and maintaining a 143-day streak, showcasing advanced proficiency in data structures, algorithms, and coding consistency.</w:t>
       </w:r>
     </w:p>
     <w:p>
@@ -2667,7 +2877,47 @@
         <w:rPr>
           <w:rFonts w:ascii="Calibri" w:hAnsi="Calibri" w:cs="Calibri"/>
         </w:rPr>
-        <w:t>Earned a 5-Star C++ Badge on HackerRank and secured the 100 Days Badge (2025) for sustained daily coding and top-tier performance among global peers.</w:t>
+        <w:t xml:space="preserve">Earned a 5-Star C++ Badge on </w:t>
+      </w:r>
+      <w:hyperlink r:id="rId22" w:history="1">
+        <w:proofErr w:type="spellStart"/>
+        <w:r>
+          <w:rPr>
+            <w:rStyle w:val="Hyperlink"/>
+            <w:rFonts w:ascii="Calibri" w:hAnsi="Calibri" w:cs="Calibri"/>
+            <w:b/>
+            <w:bCs/>
+            <w:color w:val="000000" w:themeColor="text1"/>
+          </w:rPr>
+          <w:t>Hacker</w:t>
+        </w:r>
+        <w:r>
+          <w:rPr>
+            <w:rStyle w:val="Hyperlink"/>
+            <w:rFonts w:ascii="Calibri" w:hAnsi="Calibri" w:cs="Calibri"/>
+            <w:b/>
+            <w:bCs/>
+            <w:color w:val="000000" w:themeColor="text1"/>
+          </w:rPr>
+          <w:t>R</w:t>
+        </w:r>
+        <w:r>
+          <w:rPr>
+            <w:rStyle w:val="Hyperlink"/>
+            <w:rFonts w:ascii="Calibri" w:hAnsi="Calibri" w:cs="Calibri"/>
+            <w:b/>
+            <w:bCs/>
+            <w:color w:val="000000" w:themeColor="text1"/>
+          </w:rPr>
+          <w:t>ank</w:t>
+        </w:r>
+        <w:proofErr w:type="spellEnd"/>
+      </w:hyperlink>
+      <w:r>
+        <w:rPr>
+          <w:rFonts w:ascii="Calibri" w:hAnsi="Calibri" w:cs="Calibri"/>
+        </w:rPr>
+        <w:t xml:space="preserve"> and secured the 100 Days Badge (2025) for sustained daily coding and top-tier performance among global peers.</w:t>
       </w:r>
     </w:p>
     <w:p>
